--- a/release/星海知枢-Obsidian主题-v3.2.0/星海知枢-主题操作手册.docx
+++ b/release/星海知枢-Obsidian主题-v3.2.0/星海知枢-主题操作手册.docx
@@ -9,7 +9,7 @@
       </w:pPr>
       <w:r>
         <w:rPr>
-          <w:rFonts w:ascii="Arial Unicode MS" w:hAnsi="Arial Unicode MS" w:eastAsia="Arial Unicode MS" w:cs="Arial Unicode MS"/>
+          <w:rFonts w:ascii="PingFang SC" w:hAnsi="PingFang SC" w:eastAsia="PingFang SC" w:cs="PingFang SC"/>
           <w:b/>
           <w:color w:val="18B9CA"/>
           <w:sz w:val="28"/>
@@ -23,12 +23,12 @@
       </w:pPr>
       <w:r>
         <w:rPr>
-          <w:rFonts w:ascii="Arial Unicode MS" w:hAnsi="Arial Unicode MS" w:eastAsia="Arial Unicode MS" w:cs="Arial Unicode MS"/>
+          <w:rFonts w:ascii="PingFang SC" w:hAnsi="PingFang SC" w:eastAsia="PingFang SC" w:cs="PingFang SC"/>
           <w:b/>
           <w:color w:val="38318B"/>
           <w:sz w:val="54"/>
         </w:rPr>
-        <w:t>主题操作手册</w:t>
+        <w:t>主题与工作台操作手册</w:t>
       </w:r>
     </w:p>
     <w:p>
@@ -38,36 +38,43 @@
       </w:pPr>
       <w:r>
         <w:rPr>
-          <w:rFonts w:ascii="Arial Unicode MS" w:hAnsi="Arial Unicode MS" w:eastAsia="Arial Unicode MS" w:cs="Arial Unicode MS"/>
+          <w:rFonts w:ascii="PingFang SC" w:hAnsi="PingFang SC" w:eastAsia="PingFang SC" w:cs="PingFang SC"/>
           <w:b w:val="0"/>
           <w:color w:val="68748A"/>
           <w:sz w:val="26"/>
         </w:rPr>
-        <w:t>深浅模式、日常使用、升级与排障</w:t>
+        <w:t>星图、任务、项目、专注、日历与外观</w:t>
       </w:r>
     </w:p>
     <w:tbl>
       <w:tblPr>
-        <w:tblW w:type="auto" w:w="0"/>
+        <w:tblW w:type="dxa" w:w="9360"/>
         <w:jc w:val="left"/>
         <w:tblLayout w:type="fixed"/>
         <w:tblLook w:firstColumn="1" w:firstRow="1" w:lastColumn="0" w:lastRow="0" w:noHBand="0" w:noVBand="1" w:val="04A0"/>
+        <w:tblInd w:w="120" w:type="dxa"/>
       </w:tblPr>
       <w:tblGrid>
-        <w:gridCol w:w="4680"/>
-        <w:gridCol w:w="4680"/>
+        <w:gridCol w:w="2700"/>
+        <w:gridCol w:w="6660"/>
       </w:tblGrid>
       <w:tr>
         <w:tc>
           <w:tcPr>
             <w:tcW w:type="dxa" w:w="2700"/>
+            <w:tcMar>
+              <w:top w:w="80" w:type="dxa"/>
+              <w:bottom w:w="80" w:type="dxa"/>
+              <w:start w:w="120" w:type="dxa"/>
+              <w:end w:w="120" w:type="dxa"/>
+            </w:tcMar>
             <w:shd w:fill="E8EEF5"/>
             <w:vAlign w:val="center"/>
           </w:tcPr>
           <w:p>
             <w:r>
               <w:rPr>
-                <w:rFonts w:ascii="Arial Unicode MS" w:hAnsi="Arial Unicode MS" w:eastAsia="Arial Unicode MS" w:cs="Arial Unicode MS"/>
+                <w:rFonts w:ascii="PingFang SC" w:hAnsi="PingFang SC" w:eastAsia="PingFang SC" w:cs="PingFang SC"/>
                 <w:b/>
                 <w:color w:val="38318B"/>
                 <w:sz w:val="20"/>
@@ -79,13 +86,19 @@
         <w:tc>
           <w:tcPr>
             <w:tcW w:type="dxa" w:w="6660"/>
+            <w:tcMar>
+              <w:top w:w="80" w:type="dxa"/>
+              <w:bottom w:w="80" w:type="dxa"/>
+              <w:start w:w="120" w:type="dxa"/>
+              <w:end w:w="120" w:type="dxa"/>
+            </w:tcMar>
             <w:shd w:fill="E8EEF5"/>
             <w:vAlign w:val="center"/>
           </w:tcPr>
           <w:p>
             <w:r>
               <w:rPr>
-                <w:rFonts w:ascii="Arial Unicode MS" w:hAnsi="Arial Unicode MS" w:eastAsia="Arial Unicode MS" w:cs="Arial Unicode MS"/>
+                <w:rFonts w:ascii="PingFang SC" w:hAnsi="PingFang SC" w:eastAsia="PingFang SC" w:cs="PingFang SC"/>
                 <w:b/>
                 <w:color w:val="38318B"/>
                 <w:sz w:val="20"/>
@@ -99,12 +112,18 @@
         <w:tc>
           <w:tcPr>
             <w:tcW w:type="dxa" w:w="2700"/>
+            <w:tcMar>
+              <w:top w:w="80" w:type="dxa"/>
+              <w:bottom w:w="80" w:type="dxa"/>
+              <w:start w:w="120" w:type="dxa"/>
+              <w:end w:w="120" w:type="dxa"/>
+            </w:tcMar>
             <w:vAlign w:val="center"/>
           </w:tcPr>
           <w:p>
             <w:r>
               <w:rPr>
-                <w:rFonts w:ascii="Arial Unicode MS" w:hAnsi="Arial Unicode MS" w:eastAsia="Arial Unicode MS" w:cs="Arial Unicode MS"/>
+                <w:rFonts w:ascii="PingFang SC" w:hAnsi="PingFang SC" w:eastAsia="PingFang SC" w:cs="PingFang SC"/>
                 <w:b/>
                 <w:color w:val="172033"/>
                 <w:sz w:val="20"/>
@@ -116,17 +135,23 @@
         <w:tc>
           <w:tcPr>
             <w:tcW w:type="dxa" w:w="6660"/>
+            <w:tcMar>
+              <w:top w:w="80" w:type="dxa"/>
+              <w:bottom w:w="80" w:type="dxa"/>
+              <w:start w:w="120" w:type="dxa"/>
+              <w:end w:w="120" w:type="dxa"/>
+            </w:tcMar>
             <w:vAlign w:val="center"/>
           </w:tcPr>
           <w:p>
             <w:r>
               <w:rPr>
-                <w:rFonts w:ascii="Arial Unicode MS" w:hAnsi="Arial Unicode MS" w:eastAsia="Arial Unicode MS" w:cs="Arial Unicode MS"/>
+                <w:rFonts w:ascii="PingFang SC" w:hAnsi="PingFang SC" w:eastAsia="PingFang SC" w:cs="PingFang SC"/>
                 <w:b w:val="0"/>
                 <w:color w:val="172033"/>
                 <w:sz w:val="20"/>
               </w:rPr>
-              <w:t>Obsidian 外观主题，不是社区插件</w:t>
+              <w:t>Obsidian 主题与配套工作台插件</w:t>
             </w:r>
           </w:p>
         </w:tc>
@@ -135,12 +160,18 @@
         <w:tc>
           <w:tcPr>
             <w:tcW w:type="dxa" w:w="2700"/>
+            <w:tcMar>
+              <w:top w:w="80" w:type="dxa"/>
+              <w:bottom w:w="80" w:type="dxa"/>
+              <w:start w:w="120" w:type="dxa"/>
+              <w:end w:w="120" w:type="dxa"/>
+            </w:tcMar>
             <w:vAlign w:val="center"/>
           </w:tcPr>
           <w:p>
             <w:r>
               <w:rPr>
-                <w:rFonts w:ascii="Arial Unicode MS" w:hAnsi="Arial Unicode MS" w:eastAsia="Arial Unicode MS" w:cs="Arial Unicode MS"/>
+                <w:rFonts w:ascii="PingFang SC" w:hAnsi="PingFang SC" w:eastAsia="PingFang SC" w:cs="PingFang SC"/>
                 <w:b/>
                 <w:color w:val="172033"/>
                 <w:sz w:val="20"/>
@@ -152,12 +183,18 @@
         <w:tc>
           <w:tcPr>
             <w:tcW w:type="dxa" w:w="6660"/>
+            <w:tcMar>
+              <w:top w:w="80" w:type="dxa"/>
+              <w:bottom w:w="80" w:type="dxa"/>
+              <w:start w:w="120" w:type="dxa"/>
+              <w:end w:w="120" w:type="dxa"/>
+            </w:tcMar>
             <w:vAlign w:val="center"/>
           </w:tcPr>
           <w:p>
             <w:r>
               <w:rPr>
-                <w:rFonts w:ascii="Arial Unicode MS" w:hAnsi="Arial Unicode MS" w:eastAsia="Arial Unicode MS" w:cs="Arial Unicode MS"/>
+                <w:rFonts w:ascii="PingFang SC" w:hAnsi="PingFang SC" w:eastAsia="PingFang SC" w:cs="PingFang SC"/>
                 <w:b w:val="0"/>
                 <w:color w:val="172033"/>
                 <w:sz w:val="20"/>
@@ -171,12 +208,66 @@
         <w:tc>
           <w:tcPr>
             <w:tcW w:type="dxa" w:w="2700"/>
+            <w:tcMar>
+              <w:top w:w="80" w:type="dxa"/>
+              <w:bottom w:w="80" w:type="dxa"/>
+              <w:start w:w="120" w:type="dxa"/>
+              <w:end w:w="120" w:type="dxa"/>
+            </w:tcMar>
             <w:vAlign w:val="center"/>
           </w:tcPr>
           <w:p>
             <w:r>
               <w:rPr>
-                <w:rFonts w:ascii="Arial Unicode MS" w:hAnsi="Arial Unicode MS" w:eastAsia="Arial Unicode MS" w:cs="Arial Unicode MS"/>
+                <w:rFonts w:ascii="PingFang SC" w:hAnsi="PingFang SC" w:eastAsia="PingFang SC" w:cs="PingFang SC"/>
+                <w:b/>
+                <w:color w:val="172033"/>
+                <w:sz w:val="20"/>
+              </w:rPr>
+              <w:t>插件版本</w:t>
+            </w:r>
+          </w:p>
+        </w:tc>
+        <w:tc>
+          <w:tcPr>
+            <w:tcW w:type="dxa" w:w="6660"/>
+            <w:tcMar>
+              <w:top w:w="80" w:type="dxa"/>
+              <w:bottom w:w="80" w:type="dxa"/>
+              <w:start w:w="120" w:type="dxa"/>
+              <w:end w:w="120" w:type="dxa"/>
+            </w:tcMar>
+            <w:vAlign w:val="center"/>
+          </w:tcPr>
+          <w:p>
+            <w:r>
+              <w:rPr>
+                <w:rFonts w:ascii="PingFang SC" w:hAnsi="PingFang SC" w:eastAsia="PingFang SC" w:cs="PingFang SC"/>
+                <w:b w:val="0"/>
+                <w:color w:val="172033"/>
+                <w:sz w:val="20"/>
+              </w:rPr>
+              <w:t>1.2.6</w:t>
+            </w:r>
+          </w:p>
+        </w:tc>
+      </w:tr>
+      <w:tr>
+        <w:tc>
+          <w:tcPr>
+            <w:tcW w:type="dxa" w:w="2700"/>
+            <w:tcMar>
+              <w:top w:w="80" w:type="dxa"/>
+              <w:bottom w:w="80" w:type="dxa"/>
+              <w:start w:w="120" w:type="dxa"/>
+              <w:end w:w="120" w:type="dxa"/>
+            </w:tcMar>
+            <w:vAlign w:val="center"/>
+          </w:tcPr>
+          <w:p>
+            <w:r>
+              <w:rPr>
+                <w:rFonts w:ascii="PingFang SC" w:hAnsi="PingFang SC" w:eastAsia="PingFang SC" w:cs="PingFang SC"/>
                 <w:b/>
                 <w:color w:val="172033"/>
                 <w:sz w:val="20"/>
@@ -188,12 +279,18 @@
         <w:tc>
           <w:tcPr>
             <w:tcW w:type="dxa" w:w="6660"/>
+            <w:tcMar>
+              <w:top w:w="80" w:type="dxa"/>
+              <w:bottom w:w="80" w:type="dxa"/>
+              <w:start w:w="120" w:type="dxa"/>
+              <w:end w:w="120" w:type="dxa"/>
+            </w:tcMar>
             <w:vAlign w:val="center"/>
           </w:tcPr>
           <w:p>
             <w:r>
               <w:rPr>
-                <w:rFonts w:ascii="Arial Unicode MS" w:hAnsi="Arial Unicode MS" w:eastAsia="Arial Unicode MS" w:cs="Arial Unicode MS"/>
+                <w:rFonts w:ascii="PingFang SC" w:hAnsi="PingFang SC" w:eastAsia="PingFang SC" w:cs="PingFang SC"/>
                 <w:b w:val="0"/>
                 <w:color w:val="172033"/>
                 <w:sz w:val="20"/>
@@ -207,12 +304,18 @@
         <w:tc>
           <w:tcPr>
             <w:tcW w:type="dxa" w:w="2700"/>
+            <w:tcMar>
+              <w:top w:w="80" w:type="dxa"/>
+              <w:bottom w:w="80" w:type="dxa"/>
+              <w:start w:w="120" w:type="dxa"/>
+              <w:end w:w="120" w:type="dxa"/>
+            </w:tcMar>
             <w:vAlign w:val="center"/>
           </w:tcPr>
           <w:p>
             <w:r>
               <w:rPr>
-                <w:rFonts w:ascii="Arial Unicode MS" w:hAnsi="Arial Unicode MS" w:eastAsia="Arial Unicode MS" w:cs="Arial Unicode MS"/>
+                <w:rFonts w:ascii="PingFang SC" w:hAnsi="PingFang SC" w:eastAsia="PingFang SC" w:cs="PingFang SC"/>
                 <w:b/>
                 <w:color w:val="172033"/>
                 <w:sz w:val="20"/>
@@ -224,12 +327,18 @@
         <w:tc>
           <w:tcPr>
             <w:tcW w:type="dxa" w:w="6660"/>
+            <w:tcMar>
+              <w:top w:w="80" w:type="dxa"/>
+              <w:bottom w:w="80" w:type="dxa"/>
+              <w:start w:w="120" w:type="dxa"/>
+              <w:end w:w="120" w:type="dxa"/>
+            </w:tcMar>
             <w:vAlign w:val="center"/>
           </w:tcPr>
           <w:p>
             <w:r>
               <w:rPr>
-                <w:rFonts w:ascii="Arial Unicode MS" w:hAnsi="Arial Unicode MS" w:eastAsia="Arial Unicode MS" w:cs="Arial Unicode MS"/>
+                <w:rFonts w:ascii="PingFang SC" w:hAnsi="PingFang SC" w:eastAsia="PingFang SC" w:cs="PingFang SC"/>
                 <w:b w:val="0"/>
                 <w:color w:val="172033"/>
                 <w:sz w:val="20"/>
@@ -243,12 +352,18 @@
         <w:tc>
           <w:tcPr>
             <w:tcW w:type="dxa" w:w="2700"/>
+            <w:tcMar>
+              <w:top w:w="80" w:type="dxa"/>
+              <w:bottom w:w="80" w:type="dxa"/>
+              <w:start w:w="120" w:type="dxa"/>
+              <w:end w:w="120" w:type="dxa"/>
+            </w:tcMar>
             <w:vAlign w:val="center"/>
           </w:tcPr>
           <w:p>
             <w:r>
               <w:rPr>
-                <w:rFonts w:ascii="Arial Unicode MS" w:hAnsi="Arial Unicode MS" w:eastAsia="Arial Unicode MS" w:cs="Arial Unicode MS"/>
+                <w:rFonts w:ascii="PingFang SC" w:hAnsi="PingFang SC" w:eastAsia="PingFang SC" w:cs="PingFang SC"/>
                 <w:b/>
                 <w:color w:val="172033"/>
                 <w:sz w:val="20"/>
@@ -260,12 +375,18 @@
         <w:tc>
           <w:tcPr>
             <w:tcW w:type="dxa" w:w="6660"/>
+            <w:tcMar>
+              <w:top w:w="80" w:type="dxa"/>
+              <w:bottom w:w="80" w:type="dxa"/>
+              <w:start w:w="120" w:type="dxa"/>
+              <w:end w:w="120" w:type="dxa"/>
+            </w:tcMar>
             <w:vAlign w:val="center"/>
           </w:tcPr>
           <w:p>
             <w:r>
               <w:rPr>
-                <w:rFonts w:ascii="Arial Unicode MS" w:hAnsi="Arial Unicode MS" w:eastAsia="Arial Unicode MS" w:cs="Arial Unicode MS"/>
+                <w:rFonts w:ascii="PingFang SC" w:hAnsi="PingFang SC" w:eastAsia="PingFang SC" w:cs="PingFang SC"/>
                 <w:b w:val="0"/>
                 <w:color w:val="172033"/>
                 <w:sz w:val="20"/>
@@ -279,10 +400,11 @@
     <w:p/>
     <w:tbl>
       <w:tblPr>
-        <w:tblW w:type="auto" w:w="0"/>
+        <w:tblW w:type="dxa" w:w="9360"/>
         <w:jc w:val="left"/>
         <w:tblLayout w:type="fixed"/>
         <w:tblLook w:firstColumn="1" w:firstRow="1" w:lastColumn="0" w:lastRow="0" w:noHBand="0" w:noVBand="1" w:val="04A0"/>
+        <w:tblInd w:w="120" w:type="dxa"/>
       </w:tblPr>
       <w:tblGrid>
         <w:gridCol w:w="9360"/>
@@ -291,12 +413,18 @@
         <w:tc>
           <w:tcPr>
             <w:tcW w:type="dxa" w:w="9360"/>
+            <w:tcMar>
+              <w:top w:w="80" w:type="dxa"/>
+              <w:bottom w:w="80" w:type="dxa"/>
+              <w:start w:w="120" w:type="dxa"/>
+              <w:end w:w="120" w:type="dxa"/>
+            </w:tcMar>
             <w:shd w:fill="EEF2FF"/>
           </w:tcPr>
           <w:p>
             <w:r>
               <w:rPr>
-                <w:rFonts w:ascii="Arial Unicode MS" w:hAnsi="Arial Unicode MS" w:eastAsia="Arial Unicode MS" w:cs="Arial Unicode MS"/>
+                <w:rFonts w:ascii="PingFang SC" w:hAnsi="PingFang SC" w:eastAsia="PingFang SC" w:cs="PingFang SC"/>
                 <w:b/>
                 <w:color w:val="38318B"/>
                 <w:sz w:val="20"/>
@@ -305,12 +433,12 @@
             </w:r>
             <w:r>
               <w:rPr>
-                <w:rFonts w:ascii="Arial Unicode MS" w:hAnsi="Arial Unicode MS" w:eastAsia="Arial Unicode MS" w:cs="Arial Unicode MS"/>
+                <w:rFonts w:ascii="PingFang SC" w:hAnsi="PingFang SC" w:eastAsia="PingFang SC" w:cs="PingFang SC"/>
                 <w:b w:val="0"/>
                 <w:color w:val="172033"/>
                 <w:sz w:val="20"/>
               </w:rPr>
-              <w:t>本次发布只包含主题 CSS 与实际引用的图片资源，不包含 JavaScript、工作台、测试库或任务管理功能。</w:t>
+              <w:t>发布包包含主题和 xinghai-workbench 插件，不包含用户 data.json、测试库、QA 证据或归档数据。</w:t>
             </w:r>
           </w:p>
         </w:tc>
@@ -333,36 +461,43 @@
     <w:p>
       <w:r>
         <w:rPr>
-          <w:rFonts w:ascii="Arial Unicode MS" w:hAnsi="Arial Unicode MS" w:eastAsia="Arial Unicode MS" w:cs="Arial Unicode MS"/>
+          <w:rFonts w:ascii="PingFang SC" w:hAnsi="PingFang SC" w:eastAsia="PingFang SC" w:cs="PingFang SC"/>
           <w:b w:val="0"/>
           <w:color w:val="172033"/>
           <w:sz w:val="22"/>
         </w:rPr>
-        <w:t>星海知枢只负责 Obsidian 外观。它统一应用外壳、文件树、标签页、编辑器、弹窗、按钮、状态栏和关系图谱的视觉样式。</w:t>
+        <w:t>星海知枢由主题与工作台插件组成。主题统一 Obsidian 外观；插件在当前知识库中提供工作台、内容汇总和用户触发的 Markdown 写入。</w:t>
       </w:r>
     </w:p>
     <w:tbl>
       <w:tblPr>
-        <w:tblW w:type="auto" w:w="0"/>
+        <w:tblW w:type="dxa" w:w="9360"/>
         <w:jc w:val="left"/>
         <w:tblLayout w:type="fixed"/>
         <w:tblLook w:firstColumn="1" w:firstRow="1" w:lastColumn="0" w:lastRow="0" w:noHBand="0" w:noVBand="1" w:val="04A0"/>
+        <w:tblInd w:w="120" w:type="dxa"/>
       </w:tblPr>
       <w:tblGrid>
-        <w:gridCol w:w="4680"/>
-        <w:gridCol w:w="4680"/>
+        <w:gridCol w:w="2700"/>
+        <w:gridCol w:w="6660"/>
       </w:tblGrid>
       <w:tr>
         <w:tc>
           <w:tcPr>
             <w:tcW w:type="dxa" w:w="2700"/>
+            <w:tcMar>
+              <w:top w:w="80" w:type="dxa"/>
+              <w:bottom w:w="80" w:type="dxa"/>
+              <w:start w:w="120" w:type="dxa"/>
+              <w:end w:w="120" w:type="dxa"/>
+            </w:tcMar>
             <w:shd w:fill="E8EEF5"/>
             <w:vAlign w:val="center"/>
           </w:tcPr>
           <w:p>
             <w:r>
               <w:rPr>
-                <w:rFonts w:ascii="Arial Unicode MS" w:hAnsi="Arial Unicode MS" w:eastAsia="Arial Unicode MS" w:cs="Arial Unicode MS"/>
+                <w:rFonts w:ascii="PingFang SC" w:hAnsi="PingFang SC" w:eastAsia="PingFang SC" w:cs="PingFang SC"/>
                 <w:b/>
                 <w:color w:val="38318B"/>
                 <w:sz w:val="20"/>
@@ -374,13 +509,19 @@
         <w:tc>
           <w:tcPr>
             <w:tcW w:type="dxa" w:w="6660"/>
+            <w:tcMar>
+              <w:top w:w="80" w:type="dxa"/>
+              <w:bottom w:w="80" w:type="dxa"/>
+              <w:start w:w="120" w:type="dxa"/>
+              <w:end w:w="120" w:type="dxa"/>
+            </w:tcMar>
             <w:shd w:fill="E8EEF5"/>
             <w:vAlign w:val="center"/>
           </w:tcPr>
           <w:p>
             <w:r>
               <w:rPr>
-                <w:rFonts w:ascii="Arial Unicode MS" w:hAnsi="Arial Unicode MS" w:eastAsia="Arial Unicode MS" w:cs="Arial Unicode MS"/>
+                <w:rFonts w:ascii="PingFang SC" w:hAnsi="PingFang SC" w:eastAsia="PingFang SC" w:cs="PingFang SC"/>
                 <w:b/>
                 <w:color w:val="38318B"/>
                 <w:sz w:val="20"/>
@@ -394,34 +535,46 @@
         <w:tc>
           <w:tcPr>
             <w:tcW w:type="dxa" w:w="2700"/>
+            <w:tcMar>
+              <w:top w:w="80" w:type="dxa"/>
+              <w:bottom w:w="80" w:type="dxa"/>
+              <w:start w:w="120" w:type="dxa"/>
+              <w:end w:w="120" w:type="dxa"/>
+            </w:tcMar>
             <w:vAlign w:val="center"/>
           </w:tcPr>
           <w:p>
             <w:r>
               <w:rPr>
-                <w:rFonts w:ascii="Arial Unicode MS" w:hAnsi="Arial Unicode MS" w:eastAsia="Arial Unicode MS" w:cs="Arial Unicode MS"/>
+                <w:rFonts w:ascii="PingFang SC" w:hAnsi="PingFang SC" w:eastAsia="PingFang SC" w:cs="PingFang SC"/>
                 <w:b/>
                 <w:color w:val="172033"/>
                 <w:sz w:val="20"/>
               </w:rPr>
-              <w:t>包含</w:t>
+              <w:t>主题 3.2.0</w:t>
             </w:r>
           </w:p>
         </w:tc>
         <w:tc>
           <w:tcPr>
             <w:tcW w:type="dxa" w:w="6660"/>
+            <w:tcMar>
+              <w:top w:w="80" w:type="dxa"/>
+              <w:bottom w:w="80" w:type="dxa"/>
+              <w:start w:w="120" w:type="dxa"/>
+              <w:end w:w="120" w:type="dxa"/>
+            </w:tcMar>
             <w:vAlign w:val="center"/>
           </w:tcPr>
           <w:p>
             <w:r>
               <w:rPr>
-                <w:rFonts w:ascii="Arial Unicode MS" w:hAnsi="Arial Unicode MS" w:eastAsia="Arial Unicode MS" w:cs="Arial Unicode MS"/>
+                <w:rFonts w:ascii="PingFang SC" w:hAnsi="PingFang SC" w:eastAsia="PingFang SC" w:cs="PingFang SC"/>
                 <w:b w:val="0"/>
                 <w:color w:val="172033"/>
                 <w:sz w:val="20"/>
               </w:rPr>
-              <w:t>主题 CSS、深色背景、浅色背景、主题清单。</w:t>
+              <w:t>深浅背景、全局组件外观和主题清单。</w:t>
             </w:r>
           </w:p>
         </w:tc>
@@ -430,12 +583,114 @@
         <w:tc>
           <w:tcPr>
             <w:tcW w:type="dxa" w:w="2700"/>
+            <w:tcMar>
+              <w:top w:w="80" w:type="dxa"/>
+              <w:bottom w:w="80" w:type="dxa"/>
+              <w:start w:w="120" w:type="dxa"/>
+              <w:end w:w="120" w:type="dxa"/>
+            </w:tcMar>
             <w:vAlign w:val="center"/>
           </w:tcPr>
           <w:p>
             <w:r>
               <w:rPr>
-                <w:rFonts w:ascii="Arial Unicode MS" w:hAnsi="Arial Unicode MS" w:eastAsia="Arial Unicode MS" w:cs="Arial Unicode MS"/>
+                <w:rFonts w:ascii="PingFang SC" w:hAnsi="PingFang SC" w:eastAsia="PingFang SC" w:cs="PingFang SC"/>
+                <w:b/>
+                <w:color w:val="172033"/>
+                <w:sz w:val="20"/>
+              </w:rPr>
+              <w:t>工作台 1.2.6</w:t>
+            </w:r>
+          </w:p>
+        </w:tc>
+        <w:tc>
+          <w:tcPr>
+            <w:tcW w:type="dxa" w:w="6660"/>
+            <w:tcMar>
+              <w:top w:w="80" w:type="dxa"/>
+              <w:bottom w:w="80" w:type="dxa"/>
+              <w:start w:w="120" w:type="dxa"/>
+              <w:end w:w="120" w:type="dxa"/>
+            </w:tcMar>
+            <w:vAlign w:val="center"/>
+          </w:tcPr>
+          <w:p>
+            <w:r>
+              <w:rPr>
+                <w:rFonts w:ascii="PingFang SC" w:hAnsi="PingFang SC" w:eastAsia="PingFang SC" w:cs="PingFang SC"/>
+                <w:b w:val="0"/>
+                <w:color w:val="172033"/>
+                <w:sz w:val="20"/>
+              </w:rPr>
+              <w:t>星图、任务、项目、专注、日历、时间线、关联笔记和标签。</w:t>
+            </w:r>
+          </w:p>
+        </w:tc>
+      </w:tr>
+      <w:tr>
+        <w:tc>
+          <w:tcPr>
+            <w:tcW w:type="dxa" w:w="2700"/>
+            <w:tcMar>
+              <w:top w:w="80" w:type="dxa"/>
+              <w:bottom w:w="80" w:type="dxa"/>
+              <w:start w:w="120" w:type="dxa"/>
+              <w:end w:w="120" w:type="dxa"/>
+            </w:tcMar>
+            <w:vAlign w:val="center"/>
+          </w:tcPr>
+          <w:p>
+            <w:r>
+              <w:rPr>
+                <w:rFonts w:ascii="PingFang SC" w:hAnsi="PingFang SC" w:eastAsia="PingFang SC" w:cs="PingFang SC"/>
+                <w:b/>
+                <w:color w:val="172033"/>
+                <w:sz w:val="20"/>
+              </w:rPr>
+              <w:t>数据权限</w:t>
+            </w:r>
+          </w:p>
+        </w:tc>
+        <w:tc>
+          <w:tcPr>
+            <w:tcW w:type="dxa" w:w="6660"/>
+            <w:tcMar>
+              <w:top w:w="80" w:type="dxa"/>
+              <w:bottom w:w="80" w:type="dxa"/>
+              <w:start w:w="120" w:type="dxa"/>
+              <w:end w:w="120" w:type="dxa"/>
+            </w:tcMar>
+            <w:vAlign w:val="center"/>
+          </w:tcPr>
+          <w:p>
+            <w:r>
+              <w:rPr>
+                <w:rFonts w:ascii="PingFang SC" w:hAnsi="PingFang SC" w:eastAsia="PingFang SC" w:cs="PingFang SC"/>
+                <w:b w:val="0"/>
+                <w:color w:val="172033"/>
+                <w:sz w:val="20"/>
+              </w:rPr>
+              <w:t>本地读取知识库；仅在用户明确操作时写入 Markdown；不上传内容。</w:t>
+            </w:r>
+          </w:p>
+        </w:tc>
+      </w:tr>
+      <w:tr>
+        <w:tc>
+          <w:tcPr>
+            <w:tcW w:type="dxa" w:w="2700"/>
+            <w:tcMar>
+              <w:top w:w="80" w:type="dxa"/>
+              <w:bottom w:w="80" w:type="dxa"/>
+              <w:start w:w="120" w:type="dxa"/>
+              <w:end w:w="120" w:type="dxa"/>
+            </w:tcMar>
+            <w:vAlign w:val="center"/>
+          </w:tcPr>
+          <w:p>
+            <w:r>
+              <w:rPr>
+                <w:rFonts w:ascii="PingFang SC" w:hAnsi="PingFang SC" w:eastAsia="PingFang SC" w:cs="PingFang SC"/>
                 <w:b/>
                 <w:color w:val="172033"/>
                 <w:sz w:val="20"/>
@@ -447,53 +702,23 @@
         <w:tc>
           <w:tcPr>
             <w:tcW w:type="dxa" w:w="6660"/>
+            <w:tcMar>
+              <w:top w:w="80" w:type="dxa"/>
+              <w:bottom w:w="80" w:type="dxa"/>
+              <w:start w:w="120" w:type="dxa"/>
+              <w:end w:w="120" w:type="dxa"/>
+            </w:tcMar>
             <w:vAlign w:val="center"/>
           </w:tcPr>
           <w:p>
             <w:r>
               <w:rPr>
-                <w:rFonts w:ascii="Arial Unicode MS" w:hAnsi="Arial Unicode MS" w:eastAsia="Arial Unicode MS" w:cs="Arial Unicode MS"/>
+                <w:rFonts w:ascii="PingFang SC" w:hAnsi="PingFang SC" w:eastAsia="PingFang SC" w:cs="PingFang SC"/>
                 <w:b w:val="0"/>
                 <w:color w:val="172033"/>
                 <w:sz w:val="20"/>
               </w:rPr>
-              <w:t>工作台、社区插件、任务写回、项目、专注计时、日历。</w:t>
-            </w:r>
-          </w:p>
-        </w:tc>
-      </w:tr>
-      <w:tr>
-        <w:tc>
-          <w:tcPr>
-            <w:tcW w:type="dxa" w:w="2700"/>
-            <w:vAlign w:val="center"/>
-          </w:tcPr>
-          <w:p>
-            <w:r>
-              <w:rPr>
-                <w:rFonts w:ascii="Arial Unicode MS" w:hAnsi="Arial Unicode MS" w:eastAsia="Arial Unicode MS" w:cs="Arial Unicode MS"/>
-                <w:b/>
-                <w:color w:val="172033"/>
-                <w:sz w:val="20"/>
-              </w:rPr>
-              <w:t>数据权限</w:t>
-            </w:r>
-          </w:p>
-        </w:tc>
-        <w:tc>
-          <w:tcPr>
-            <w:tcW w:type="dxa" w:w="6660"/>
-            <w:vAlign w:val="center"/>
-          </w:tcPr>
-          <w:p>
-            <w:r>
-              <w:rPr>
-                <w:rFonts w:ascii="Arial Unicode MS" w:hAnsi="Arial Unicode MS" w:eastAsia="Arial Unicode MS" w:cs="Arial Unicode MS"/>
-                <w:b w:val="0"/>
-                <w:color w:val="172033"/>
-                <w:sz w:val="20"/>
-              </w:rPr>
-              <w:t>不读取、不写入、不上传知识库内容。</w:t>
+              <w:t>用户 data.json、测试库、QA 截图、归档数据和第三方依赖。</w:t>
             </w:r>
           </w:p>
         </w:tc>
@@ -505,55 +730,339 @@
         <w:pStyle w:val="Heading1"/>
       </w:pPr>
       <w:r>
-        <w:t>2. 深色与浅色模式</w:t>
+        <w:t>2. 工作台结构</w:t>
+      </w:r>
+    </w:p>
+    <w:tbl>
+      <w:tblPr>
+        <w:tblW w:type="dxa" w:w="9360"/>
+        <w:jc w:val="left"/>
+        <w:tblLayout w:type="fixed"/>
+        <w:tblLook w:firstColumn="1" w:firstRow="1" w:lastColumn="0" w:lastRow="0" w:noHBand="0" w:noVBand="1" w:val="04A0"/>
+        <w:tblInd w:w="120" w:type="dxa"/>
+      </w:tblPr>
+      <w:tblGrid>
+        <w:gridCol w:w="2700"/>
+        <w:gridCol w:w="6660"/>
+      </w:tblGrid>
+      <w:tr>
+        <w:tc>
+          <w:tcPr>
+            <w:tcW w:type="dxa" w:w="2700"/>
+            <w:tcMar>
+              <w:top w:w="80" w:type="dxa"/>
+              <w:bottom w:w="80" w:type="dxa"/>
+              <w:start w:w="120" w:type="dxa"/>
+              <w:end w:w="120" w:type="dxa"/>
+            </w:tcMar>
+            <w:shd w:fill="E8EEF5"/>
+            <w:vAlign w:val="center"/>
+          </w:tcPr>
+          <w:p>
+            <w:r>
+              <w:rPr>
+                <w:rFonts w:ascii="PingFang SC" w:hAnsi="PingFang SC" w:eastAsia="PingFang SC" w:cs="PingFang SC"/>
+                <w:b/>
+                <w:color w:val="38318B"/>
+                <w:sz w:val="20"/>
+              </w:rPr>
+              <w:t>项目</w:t>
+            </w:r>
+          </w:p>
+        </w:tc>
+        <w:tc>
+          <w:tcPr>
+            <w:tcW w:type="dxa" w:w="6660"/>
+            <w:tcMar>
+              <w:top w:w="80" w:type="dxa"/>
+              <w:bottom w:w="80" w:type="dxa"/>
+              <w:start w:w="120" w:type="dxa"/>
+              <w:end w:w="120" w:type="dxa"/>
+            </w:tcMar>
+            <w:shd w:fill="E8EEF5"/>
+            <w:vAlign w:val="center"/>
+          </w:tcPr>
+          <w:p>
+            <w:r>
+              <w:rPr>
+                <w:rFonts w:ascii="PingFang SC" w:hAnsi="PingFang SC" w:eastAsia="PingFang SC" w:cs="PingFang SC"/>
+                <w:b/>
+                <w:color w:val="38318B"/>
+                <w:sz w:val="20"/>
+              </w:rPr>
+              <w:t>说明</w:t>
+            </w:r>
+          </w:p>
+        </w:tc>
+      </w:tr>
+      <w:tr>
+        <w:tc>
+          <w:tcPr>
+            <w:tcW w:type="dxa" w:w="2700"/>
+            <w:tcMar>
+              <w:top w:w="80" w:type="dxa"/>
+              <w:bottom w:w="80" w:type="dxa"/>
+              <w:start w:w="120" w:type="dxa"/>
+              <w:end w:w="120" w:type="dxa"/>
+            </w:tcMar>
+            <w:vAlign w:val="center"/>
+          </w:tcPr>
+          <w:p>
+            <w:r>
+              <w:rPr>
+                <w:rFonts w:ascii="PingFang SC" w:hAnsi="PingFang SC" w:eastAsia="PingFang SC" w:cs="PingFang SC"/>
+                <w:b/>
+                <w:color w:val="172033"/>
+                <w:sz w:val="20"/>
+              </w:rPr>
+              <w:t>目录星图</w:t>
+            </w:r>
+          </w:p>
+        </w:tc>
+        <w:tc>
+          <w:tcPr>
+            <w:tcW w:type="dxa" w:w="6660"/>
+            <w:tcMar>
+              <w:top w:w="80" w:type="dxa"/>
+              <w:bottom w:w="80" w:type="dxa"/>
+              <w:start w:w="120" w:type="dxa"/>
+              <w:end w:w="120" w:type="dxa"/>
+            </w:tcMar>
+            <w:vAlign w:val="center"/>
+          </w:tcPr>
+          <w:p>
+            <w:r>
+              <w:rPr>
+                <w:rFonts w:ascii="PingFang SC" w:hAnsi="PingFang SC" w:eastAsia="PingFang SC" w:cs="PingFang SC"/>
+                <w:b w:val="0"/>
+                <w:color w:val="172033"/>
+                <w:sz w:val="20"/>
+              </w:rPr>
+              <w:t>以保留目录为节点，点击后打开对应入口笔记或文件夹。</w:t>
+            </w:r>
+          </w:p>
+        </w:tc>
+      </w:tr>
+      <w:tr>
+        <w:tc>
+          <w:tcPr>
+            <w:tcW w:type="dxa" w:w="2700"/>
+            <w:tcMar>
+              <w:top w:w="80" w:type="dxa"/>
+              <w:bottom w:w="80" w:type="dxa"/>
+              <w:start w:w="120" w:type="dxa"/>
+              <w:end w:w="120" w:type="dxa"/>
+            </w:tcMar>
+            <w:vAlign w:val="center"/>
+          </w:tcPr>
+          <w:p>
+            <w:r>
+              <w:rPr>
+                <w:rFonts w:ascii="PingFang SC" w:hAnsi="PingFang SC" w:eastAsia="PingFang SC" w:cs="PingFang SC"/>
+                <w:b/>
+                <w:color w:val="172033"/>
+                <w:sz w:val="20"/>
+              </w:rPr>
+              <w:t>今日工作台</w:t>
+            </w:r>
+          </w:p>
+        </w:tc>
+        <w:tc>
+          <w:tcPr>
+            <w:tcW w:type="dxa" w:w="6660"/>
+            <w:tcMar>
+              <w:top w:w="80" w:type="dxa"/>
+              <w:bottom w:w="80" w:type="dxa"/>
+              <w:start w:w="120" w:type="dxa"/>
+              <w:end w:w="120" w:type="dxa"/>
+            </w:tcMar>
+            <w:vAlign w:val="center"/>
+          </w:tcPr>
+          <w:p>
+            <w:r>
+              <w:rPr>
+                <w:rFonts w:ascii="PingFang SC" w:hAnsi="PingFang SC" w:eastAsia="PingFang SC" w:cs="PingFang SC"/>
+                <w:b w:val="0"/>
+                <w:color w:val="172033"/>
+                <w:sz w:val="20"/>
+              </w:rPr>
+              <w:t>显示翻页时钟、当前专注、进行中的项目、今日三件事和最近笔记。</w:t>
+            </w:r>
+          </w:p>
+        </w:tc>
+      </w:tr>
+      <w:tr>
+        <w:tc>
+          <w:tcPr>
+            <w:tcW w:type="dxa" w:w="2700"/>
+            <w:tcMar>
+              <w:top w:w="80" w:type="dxa"/>
+              <w:bottom w:w="80" w:type="dxa"/>
+              <w:start w:w="120" w:type="dxa"/>
+              <w:end w:w="120" w:type="dxa"/>
+            </w:tcMar>
+            <w:vAlign w:val="center"/>
+          </w:tcPr>
+          <w:p>
+            <w:r>
+              <w:rPr>
+                <w:rFonts w:ascii="PingFang SC" w:hAnsi="PingFang SC" w:eastAsia="PingFang SC" w:cs="PingFang SC"/>
+                <w:b/>
+                <w:color w:val="172033"/>
+                <w:sz w:val="20"/>
+              </w:rPr>
+              <w:t>右侧信息</w:t>
+            </w:r>
+          </w:p>
+        </w:tc>
+        <w:tc>
+          <w:tcPr>
+            <w:tcW w:type="dxa" w:w="6660"/>
+            <w:tcMar>
+              <w:top w:w="80" w:type="dxa"/>
+              <w:bottom w:w="80" w:type="dxa"/>
+              <w:start w:w="120" w:type="dxa"/>
+              <w:end w:w="120" w:type="dxa"/>
+            </w:tcMar>
+            <w:vAlign w:val="center"/>
+          </w:tcPr>
+          <w:p>
+            <w:r>
+              <w:rPr>
+                <w:rFonts w:ascii="PingFang SC" w:hAnsi="PingFang SC" w:eastAsia="PingFang SC" w:cs="PingFang SC"/>
+                <w:b w:val="0"/>
+                <w:color w:val="172033"/>
+                <w:sz w:val="20"/>
+              </w:rPr>
+              <w:t>显示本地日历、今日时间线、关联笔记和标签汇总。</w:t>
+            </w:r>
+          </w:p>
+        </w:tc>
+      </w:tr>
+      <w:tr>
+        <w:tc>
+          <w:tcPr>
+            <w:tcW w:type="dxa" w:w="2700"/>
+            <w:tcMar>
+              <w:top w:w="80" w:type="dxa"/>
+              <w:bottom w:w="80" w:type="dxa"/>
+              <w:start w:w="120" w:type="dxa"/>
+              <w:end w:w="120" w:type="dxa"/>
+            </w:tcMar>
+            <w:vAlign w:val="center"/>
+          </w:tcPr>
+          <w:p>
+            <w:r>
+              <w:rPr>
+                <w:rFonts w:ascii="PingFang SC" w:hAnsi="PingFang SC" w:eastAsia="PingFang SC" w:cs="PingFang SC"/>
+                <w:b/>
+                <w:color w:val="172033"/>
+                <w:sz w:val="20"/>
+              </w:rPr>
+              <w:t>窄屏布局</w:t>
+            </w:r>
+          </w:p>
+        </w:tc>
+        <w:tc>
+          <w:tcPr>
+            <w:tcW w:type="dxa" w:w="6660"/>
+            <w:tcMar>
+              <w:top w:w="80" w:type="dxa"/>
+              <w:bottom w:w="80" w:type="dxa"/>
+              <w:start w:w="120" w:type="dxa"/>
+              <w:end w:w="120" w:type="dxa"/>
+            </w:tcMar>
+            <w:vAlign w:val="center"/>
+          </w:tcPr>
+          <w:p>
+            <w:r>
+              <w:rPr>
+                <w:rFonts w:ascii="PingFang SC" w:hAnsi="PingFang SC" w:eastAsia="PingFang SC" w:cs="PingFang SC"/>
+                <w:b w:val="0"/>
+                <w:color w:val="172033"/>
+                <w:sz w:val="20"/>
+              </w:rPr>
+              <w:t>使用星图、工作台、日历、关联标签页重排内容。</w:t>
+            </w:r>
+          </w:p>
+        </w:tc>
+      </w:tr>
+    </w:tbl>
+    <w:p/>
+    <w:p>
+      <w:pPr>
+        <w:pStyle w:val="Heading1"/>
+      </w:pPr>
+      <w:r>
+        <w:t>3. 首次配置</w:t>
       </w:r>
     </w:p>
     <w:p>
       <w:pPr>
-        <w:pStyle w:val="ListNumber"/>
         <w:spacing w:after="80"/>
         <w:ind w:left="540" w:hanging="271"/>
       </w:pPr>
       <w:r>
         <w:rPr>
-          <w:rFonts w:ascii="Arial Unicode MS" w:hAnsi="Arial Unicode MS" w:eastAsia="Arial Unicode MS" w:cs="Arial Unicode MS"/>
+          <w:rFonts w:ascii="PingFang SC" w:hAnsi="PingFang SC" w:eastAsia="PingFang SC" w:cs="PingFang SC"/>
           <w:b w:val="0"/>
           <w:color w:val="172033"/>
           <w:sz w:val="22"/>
         </w:rPr>
-        <w:t>打开 Obsidian“设置 → 外观”。</w:t>
+        <w:t>1.  启用插件后打开“星海知枢工作台”。</w:t>
       </w:r>
     </w:p>
     <w:p>
       <w:pPr>
-        <w:pStyle w:val="ListNumber"/>
         <w:spacing w:after="80"/>
         <w:ind w:left="540" w:hanging="271"/>
       </w:pPr>
       <w:r>
         <w:rPr>
-          <w:rFonts w:ascii="Arial Unicode MS" w:hAnsi="Arial Unicode MS" w:eastAsia="Arial Unicode MS" w:cs="Arial Unicode MS"/>
+          <w:rFonts w:ascii="PingFang SC" w:hAnsi="PingFang SC" w:eastAsia="PingFang SC" w:cs="PingFang SC"/>
           <w:b w:val="0"/>
           <w:color w:val="172033"/>
           <w:sz w:val="22"/>
         </w:rPr>
-        <w:t>在“基础颜色方案”中选择深色或浅色。</w:t>
+        <w:t>2.  在首次提示或插件设置中配置任务、知识、文章、灵感和复盘目录。</w:t>
       </w:r>
     </w:p>
     <w:p>
       <w:pPr>
-        <w:pStyle w:val="ListNumber"/>
         <w:spacing w:after="80"/>
         <w:ind w:left="540" w:hanging="271"/>
       </w:pPr>
       <w:r>
         <w:rPr>
-          <w:rFonts w:ascii="Arial Unicode MS" w:hAnsi="Arial Unicode MS" w:eastAsia="Arial Unicode MS" w:cs="Arial Unicode MS"/>
+          <w:rFonts w:ascii="PingFang SC" w:hAnsi="PingFang SC" w:eastAsia="PingFang SC" w:cs="PingFang SC"/>
           <w:b w:val="0"/>
           <w:color w:val="172033"/>
           <w:sz w:val="22"/>
         </w:rPr>
-        <w:t>确认正文、标题、链接、文件树和弹窗的对比度正常。</w:t>
+        <w:t>3.  检查目录映射是否指向当前知识库内已存在或允许创建的文件夹。</w:t>
+      </w:r>
+    </w:p>
+    <w:p>
+      <w:pPr>
+        <w:spacing w:after="80"/>
+        <w:ind w:left="540" w:hanging="271"/>
+      </w:pPr>
+      <w:r>
+        <w:rPr>
+          <w:rFonts w:ascii="PingFang SC" w:hAnsi="PingFang SC" w:eastAsia="PingFang SC" w:cs="PingFang SC"/>
+          <w:b w:val="0"/>
+          <w:color w:val="172033"/>
+          <w:sz w:val="22"/>
+        </w:rPr>
+        <w:t>4.  完成后返回工作台，确认星图、统计和右侧信息能够读取本地内容。</w:t>
+      </w:r>
+    </w:p>
+    <w:p>
+      <w:pPr>
+        <w:pStyle w:val="Heading1"/>
+      </w:pPr>
+      <w:r>
+        <w:t>4. 任务、项目与复盘</w:t>
       </w:r>
     </w:p>
     <w:p>
@@ -564,7 +1073,336 @@
       </w:pPr>
       <w:r>
         <w:rPr>
-          <w:rFonts w:ascii="Arial Unicode MS" w:hAnsi="Arial Unicode MS" w:eastAsia="Arial Unicode MS" w:cs="Arial Unicode MS"/>
+          <w:rFonts w:ascii="PingFang SC" w:hAnsi="PingFang SC" w:eastAsia="PingFang SC" w:cs="PingFang SC"/>
+          <w:b w:val="0"/>
+          <w:color w:val="172033"/>
+          <w:sz w:val="22"/>
+        </w:rPr>
+        <w:t>“新增任务”把任务写入指定目录；勾选“今日三件事”时同步写入当日日记。</w:t>
+      </w:r>
+    </w:p>
+    <w:p>
+      <w:pPr>
+        <w:pStyle w:val="ListBullet"/>
+        <w:spacing w:after="80"/>
+        <w:ind w:left="540" w:hanging="271"/>
+      </w:pPr>
+      <w:r>
+        <w:rPr>
+          <w:rFonts w:ascii="PingFang SC" w:hAnsi="PingFang SC" w:eastAsia="PingFang SC" w:cs="PingFang SC"/>
+          <w:b w:val="0"/>
+          <w:color w:val="172033"/>
+          <w:sz w:val="22"/>
+        </w:rPr>
+        <w:t>“新增项目”创建项目笔记，进行中的项目按笔记任务完成比例计算进度。</w:t>
+      </w:r>
+    </w:p>
+    <w:p>
+      <w:pPr>
+        <w:pStyle w:val="ListBullet"/>
+        <w:spacing w:after="80"/>
+        <w:ind w:left="540" w:hanging="271"/>
+      </w:pPr>
+      <w:r>
+        <w:rPr>
+          <w:rFonts w:ascii="PingFang SC" w:hAnsi="PingFang SC" w:eastAsia="PingFang SC" w:cs="PingFang SC"/>
+          <w:b w:val="0"/>
+          <w:color w:val="172033"/>
+          <w:sz w:val="22"/>
+        </w:rPr>
+        <w:t>“本周复盘”打开或创建当前周的复盘笔记。</w:t>
+      </w:r>
+    </w:p>
+    <w:p>
+      <w:pPr>
+        <w:pStyle w:val="ListBullet"/>
+        <w:spacing w:after="80"/>
+        <w:ind w:left="540" w:hanging="271"/>
+      </w:pPr>
+      <w:r>
+        <w:rPr>
+          <w:rFonts w:ascii="PingFang SC" w:hAnsi="PingFang SC" w:eastAsia="PingFang SC" w:cs="PingFang SC"/>
+          <w:b w:val="0"/>
+          <w:color w:val="172033"/>
+          <w:sz w:val="22"/>
+        </w:rPr>
+        <w:t>空内容、缺失目录或创建失败时，界面应给出提示而不是生成假数据。</w:t>
+      </w:r>
+    </w:p>
+    <w:p>
+      <w:pPr>
+        <w:pStyle w:val="Heading1"/>
+      </w:pPr>
+      <w:r>
+        <w:t>5. 专注计时</w:t>
+      </w:r>
+    </w:p>
+    <w:p>
+      <w:pPr>
+        <w:spacing w:after="80"/>
+        <w:ind w:left="540" w:hanging="271"/>
+      </w:pPr>
+      <w:r>
+        <w:rPr>
+          <w:rFonts w:ascii="PingFang SC" w:hAnsi="PingFang SC" w:eastAsia="PingFang SC" w:cs="PingFang SC"/>
+          <w:b w:val="0"/>
+          <w:color w:val="172033"/>
+          <w:sz w:val="22"/>
+        </w:rPr>
+        <w:t>1.  在当前专注卡片选择 25 分钟或 50 分钟。</w:t>
+      </w:r>
+    </w:p>
+    <w:p>
+      <w:pPr>
+        <w:spacing w:after="80"/>
+        <w:ind w:left="540" w:hanging="271"/>
+      </w:pPr>
+      <w:r>
+        <w:rPr>
+          <w:rFonts w:ascii="PingFang SC" w:hAnsi="PingFang SC" w:eastAsia="PingFang SC" w:cs="PingFang SC"/>
+          <w:b w:val="0"/>
+          <w:color w:val="172033"/>
+          <w:sz w:val="22"/>
+        </w:rPr>
+        <w:t>2.  可直接使用默认目标，也可从项目或任务行把内容设为专注目标。</w:t>
+      </w:r>
+    </w:p>
+    <w:p>
+      <w:pPr>
+        <w:spacing w:after="80"/>
+        <w:ind w:left="540" w:hanging="271"/>
+      </w:pPr>
+      <w:r>
+        <w:rPr>
+          <w:rFonts w:ascii="PingFang SC" w:hAnsi="PingFang SC" w:eastAsia="PingFang SC" w:cs="PingFang SC"/>
+          <w:b w:val="0"/>
+          <w:color w:val="172033"/>
+          <w:sz w:val="22"/>
+        </w:rPr>
+        <w:t>3.  点击“开始专注”；再次点击可结束并累计当天专注时长。</w:t>
+      </w:r>
+    </w:p>
+    <w:p>
+      <w:pPr>
+        <w:spacing w:after="80"/>
+        <w:ind w:left="540" w:hanging="271"/>
+      </w:pPr>
+      <w:r>
+        <w:rPr>
+          <w:rFonts w:ascii="PingFang SC" w:hAnsi="PingFang SC" w:eastAsia="PingFang SC" w:cs="PingFang SC"/>
+          <w:b w:val="0"/>
+          <w:color w:val="172033"/>
+          <w:sz w:val="22"/>
+        </w:rPr>
+        <w:t>4.  重新加载工作区后，插件根据本地配置恢复仍有效的计时状态。</w:t>
+      </w:r>
+    </w:p>
+    <w:p>
+      <w:pPr>
+        <w:pStyle w:val="Heading1"/>
+      </w:pPr>
+      <w:r>
+        <w:t>6. 日历、时间线与关联信息</w:t>
+      </w:r>
+    </w:p>
+    <w:p>
+      <w:pPr>
+        <w:pStyle w:val="ListBullet"/>
+        <w:spacing w:after="80"/>
+        <w:ind w:left="540" w:hanging="271"/>
+      </w:pPr>
+      <w:r>
+        <w:rPr>
+          <w:rFonts w:ascii="PingFang SC" w:hAnsi="PingFang SC" w:eastAsia="PingFang SC" w:cs="PingFang SC"/>
+          <w:b w:val="0"/>
+          <w:color w:val="172033"/>
+          <w:sz w:val="22"/>
+        </w:rPr>
+        <w:t>日历只读取知识库中的日记与任务，不连接外部日历。</w:t>
+      </w:r>
+    </w:p>
+    <w:p>
+      <w:pPr>
+        <w:pStyle w:val="ListBullet"/>
+        <w:spacing w:after="80"/>
+        <w:ind w:left="540" w:hanging="271"/>
+      </w:pPr>
+      <w:r>
+        <w:rPr>
+          <w:rFonts w:ascii="PingFang SC" w:hAnsi="PingFang SC" w:eastAsia="PingFang SC" w:cs="PingFang SC"/>
+          <w:b w:val="0"/>
+          <w:color w:val="172033"/>
+          <w:sz w:val="22"/>
+        </w:rPr>
+        <w:t>点击没有日记的日期时，必须确认后才创建 Markdown 日记。</w:t>
+      </w:r>
+    </w:p>
+    <w:p>
+      <w:pPr>
+        <w:pStyle w:val="ListBullet"/>
+        <w:spacing w:after="80"/>
+        <w:ind w:left="540" w:hanging="271"/>
+      </w:pPr>
+      <w:r>
+        <w:rPr>
+          <w:rFonts w:ascii="PingFang SC" w:hAnsi="PingFang SC" w:eastAsia="PingFang SC" w:cs="PingFang SC"/>
+          <w:b w:val="0"/>
+          <w:color w:val="172033"/>
+          <w:sz w:val="22"/>
+        </w:rPr>
+        <w:t>今日时间线解析日记中带时间的事项。</w:t>
+      </w:r>
+    </w:p>
+    <w:p>
+      <w:pPr>
+        <w:pStyle w:val="ListBullet"/>
+        <w:spacing w:after="80"/>
+        <w:ind w:left="540" w:hanging="271"/>
+      </w:pPr>
+      <w:r>
+        <w:rPr>
+          <w:rFonts w:ascii="PingFang SC" w:hAnsi="PingFang SC" w:eastAsia="PingFang SC" w:cs="PingFang SC"/>
+          <w:b w:val="0"/>
+          <w:color w:val="172033"/>
+          <w:sz w:val="22"/>
+        </w:rPr>
+        <w:t>关联笔记与标签根据本地链接和元数据生成，点击项目可打开对应笔记。</w:t>
+      </w:r>
+    </w:p>
+    <w:p>
+      <w:pPr>
+        <w:pStyle w:val="Heading1"/>
+      </w:pPr>
+      <w:r>
+        <w:t>7. 左右侧栏</w:t>
+      </w:r>
+    </w:p>
+    <w:p>
+      <w:pPr>
+        <w:pStyle w:val="ListBullet"/>
+        <w:spacing w:after="80"/>
+        <w:ind w:left="540" w:hanging="271"/>
+      </w:pPr>
+      <w:r>
+        <w:rPr>
+          <w:rFonts w:ascii="PingFang SC" w:hAnsi="PingFang SC" w:eastAsia="PingFang SC" w:cs="PingFang SC"/>
+          <w:b w:val="0"/>
+          <w:color w:val="172033"/>
+          <w:sz w:val="22"/>
+        </w:rPr>
+        <w:t>侧栏展开时使用 Obsidian 原生收起按钮，不额外显示重复控制。</w:t>
+      </w:r>
+    </w:p>
+    <w:p>
+      <w:pPr>
+        <w:pStyle w:val="ListBullet"/>
+        <w:spacing w:after="80"/>
+        <w:ind w:left="540" w:hanging="271"/>
+      </w:pPr>
+      <w:r>
+        <w:rPr>
+          <w:rFonts w:ascii="PingFang SC" w:hAnsi="PingFang SC" w:eastAsia="PingFang SC" w:cs="PingFang SC"/>
+          <w:b w:val="0"/>
+          <w:color w:val="172033"/>
+          <w:sz w:val="22"/>
+        </w:rPr>
+        <w:t>左侧栏收起后，窗口左上方显示“展开左侧栏”入口。</w:t>
+      </w:r>
+    </w:p>
+    <w:p>
+      <w:pPr>
+        <w:pStyle w:val="ListBullet"/>
+        <w:spacing w:after="80"/>
+        <w:ind w:left="540" w:hanging="271"/>
+      </w:pPr>
+      <w:r>
+        <w:rPr>
+          <w:rFonts w:ascii="PingFang SC" w:hAnsi="PingFang SC" w:eastAsia="PingFang SC" w:cs="PingFang SC"/>
+          <w:b w:val="0"/>
+          <w:color w:val="172033"/>
+          <w:sz w:val="22"/>
+        </w:rPr>
+        <w:t>右侧栏收起后，窗口右上方显示“展开右侧栏”入口。</w:t>
+      </w:r>
+    </w:p>
+    <w:p>
+      <w:pPr>
+        <w:pStyle w:val="ListBullet"/>
+        <w:spacing w:after="80"/>
+        <w:ind w:left="540" w:hanging="271"/>
+      </w:pPr>
+      <w:r>
+        <w:rPr>
+          <w:rFonts w:ascii="PingFang SC" w:hAnsi="PingFang SC" w:eastAsia="PingFang SC" w:cs="PingFang SC"/>
+          <w:b w:val="0"/>
+          <w:color w:val="172033"/>
+          <w:sz w:val="22"/>
+        </w:rPr>
+        <w:t>左右同时收起时两个入口同时显示；点击后只展开对应侧栏并自动隐藏补位入口。</w:t>
+      </w:r>
+    </w:p>
+    <w:p>
+      <w:pPr>
+        <w:pStyle w:val="Heading1"/>
+      </w:pPr>
+      <w:r>
+        <w:t>8. 深色与浅色模式</w:t>
+      </w:r>
+    </w:p>
+    <w:p>
+      <w:pPr>
+        <w:spacing w:after="80"/>
+        <w:ind w:left="540" w:hanging="271"/>
+      </w:pPr>
+      <w:r>
+        <w:rPr>
+          <w:rFonts w:ascii="PingFang SC" w:hAnsi="PingFang SC" w:eastAsia="PingFang SC" w:cs="PingFang SC"/>
+          <w:b w:val="0"/>
+          <w:color w:val="172033"/>
+          <w:sz w:val="22"/>
+        </w:rPr>
+        <w:t>1.  打开 Obsidian“设置 → 外观”。</w:t>
+      </w:r>
+    </w:p>
+    <w:p>
+      <w:pPr>
+        <w:spacing w:after="80"/>
+        <w:ind w:left="540" w:hanging="271"/>
+      </w:pPr>
+      <w:r>
+        <w:rPr>
+          <w:rFonts w:ascii="PingFang SC" w:hAnsi="PingFang SC" w:eastAsia="PingFang SC" w:cs="PingFang SC"/>
+          <w:b w:val="0"/>
+          <w:color w:val="172033"/>
+          <w:sz w:val="22"/>
+        </w:rPr>
+        <w:t>2.  在“基础颜色方案”中选择深色或浅色。</w:t>
+      </w:r>
+    </w:p>
+    <w:p>
+      <w:pPr>
+        <w:spacing w:after="80"/>
+        <w:ind w:left="540" w:hanging="271"/>
+      </w:pPr>
+      <w:r>
+        <w:rPr>
+          <w:rFonts w:ascii="PingFang SC" w:hAnsi="PingFang SC" w:eastAsia="PingFang SC" w:cs="PingFang SC"/>
+          <w:b w:val="0"/>
+          <w:color w:val="172033"/>
+          <w:sz w:val="22"/>
+        </w:rPr>
+        <w:t>3.  确认正文、标题、链接、文件树和弹窗的对比度正常。</w:t>
+      </w:r>
+    </w:p>
+    <w:p>
+      <w:pPr>
+        <w:pStyle w:val="ListBullet"/>
+        <w:spacing w:after="80"/>
+        <w:ind w:left="540" w:hanging="271"/>
+      </w:pPr>
+      <w:r>
+        <w:rPr>
+          <w:rFonts w:ascii="PingFang SC" w:hAnsi="PingFang SC" w:eastAsia="PingFang SC" w:cs="PingFang SC"/>
           <w:b w:val="0"/>
           <w:color w:val="172033"/>
           <w:sz w:val="22"/>
@@ -580,7 +1418,7 @@
       </w:pPr>
       <w:r>
         <w:rPr>
-          <w:rFonts w:ascii="Arial Unicode MS" w:hAnsi="Arial Unicode MS" w:eastAsia="Arial Unicode MS" w:cs="Arial Unicode MS"/>
+          <w:rFonts w:ascii="PingFang SC" w:hAnsi="PingFang SC" w:eastAsia="PingFang SC" w:cs="PingFang SC"/>
           <w:b w:val="0"/>
           <w:color w:val="172033"/>
           <w:sz w:val="22"/>
@@ -596,7 +1434,7 @@
       </w:pPr>
       <w:r>
         <w:rPr>
-          <w:rFonts w:ascii="Arial Unicode MS" w:hAnsi="Arial Unicode MS" w:eastAsia="Arial Unicode MS" w:cs="Arial Unicode MS"/>
+          <w:rFonts w:ascii="PingFang SC" w:hAnsi="PingFang SC" w:eastAsia="PingFang SC" w:cs="PingFang SC"/>
           <w:b w:val="0"/>
           <w:color w:val="172033"/>
           <w:sz w:val="22"/>
@@ -609,71 +1447,87 @@
         <w:pStyle w:val="Heading1"/>
       </w:pPr>
       <w:r>
-        <w:t>3. 日常使用</w:t>
+        <w:t>9. 升级与卸载</w:t>
       </w:r>
     </w:p>
     <w:p>
       <w:pPr>
-        <w:pStyle w:val="ListBullet"/>
         <w:spacing w:after="80"/>
         <w:ind w:left="540" w:hanging="271"/>
       </w:pPr>
       <w:r>
         <w:rPr>
-          <w:rFonts w:ascii="Arial Unicode MS" w:hAnsi="Arial Unicode MS" w:eastAsia="Arial Unicode MS" w:cs="Arial Unicode MS"/>
+          <w:rFonts w:ascii="PingFang SC" w:hAnsi="PingFang SC" w:eastAsia="PingFang SC" w:cs="PingFang SC"/>
           <w:b w:val="0"/>
           <w:color w:val="172033"/>
           <w:sz w:val="22"/>
         </w:rPr>
-        <w:t>主题启用后自动作用于当前知识库界面。</w:t>
+        <w:t>1.  备份 `.obsidian/appearance.json` 和插件目录中的 data.json。</w:t>
       </w:r>
     </w:p>
     <w:p>
       <w:pPr>
-        <w:pStyle w:val="ListBullet"/>
         <w:spacing w:after="80"/>
         <w:ind w:left="540" w:hanging="271"/>
       </w:pPr>
       <w:r>
         <w:rPr>
-          <w:rFonts w:ascii="Arial Unicode MS" w:hAnsi="Arial Unicode MS" w:eastAsia="Arial Unicode MS" w:cs="Arial Unicode MS"/>
+          <w:rFonts w:ascii="PingFang SC" w:hAnsi="PingFang SC" w:eastAsia="PingFang SC" w:cs="PingFang SC"/>
           <w:b w:val="0"/>
           <w:color w:val="172033"/>
           <w:sz w:val="22"/>
         </w:rPr>
-        <w:t>切换笔记、编辑模式或关系图谱不需要额外配置。</w:t>
+        <w:t>2.  完全退出 Obsidian。</w:t>
       </w:r>
     </w:p>
     <w:p>
       <w:pPr>
-        <w:pStyle w:val="ListBullet"/>
         <w:spacing w:after="80"/>
         <w:ind w:left="540" w:hanging="271"/>
       </w:pPr>
       <w:r>
         <w:rPr>
-          <w:rFonts w:ascii="Arial Unicode MS" w:hAnsi="Arial Unicode MS" w:eastAsia="Arial Unicode MS" w:cs="Arial Unicode MS"/>
+          <w:rFonts w:ascii="PingFang SC" w:hAnsi="PingFang SC" w:eastAsia="PingFang SC" w:cs="PingFang SC"/>
           <w:b w:val="0"/>
           <w:color w:val="172033"/>
           <w:sz w:val="22"/>
         </w:rPr>
-        <w:t>社区插件的自定义界面可能使用自己的样式，主题不能保证完全覆盖。</w:t>
+        <w:t>3.  升级时覆盖主题和插件程序文件，但保留原 data.json。</w:t>
       </w:r>
     </w:p>
     <w:p>
       <w:pPr>
-        <w:pStyle w:val="ListBullet"/>
         <w:spacing w:after="80"/>
         <w:ind w:left="540" w:hanging="271"/>
       </w:pPr>
       <w:r>
         <w:rPr>
-          <w:rFonts w:ascii="Arial Unicode MS" w:hAnsi="Arial Unicode MS" w:eastAsia="Arial Unicode MS" w:cs="Arial Unicode MS"/>
+          <w:rFonts w:ascii="PingFang SC" w:hAnsi="PingFang SC" w:eastAsia="PingFang SC" w:cs="PingFang SC"/>
           <w:b w:val="0"/>
           <w:color w:val="172033"/>
           <w:sz w:val="22"/>
         </w:rPr>
-        <w:t>若局部显示异常，先停用 CSS 片段并重新加载 Obsidian。</w:t>
+        <w:t>4.  卸载时先停用插件、切换其他主题，再删除两个安装目录。</w:t>
+      </w:r>
+    </w:p>
+    <w:p>
+      <w:pPr>
+        <w:spacing w:after="80"/>
+        <w:ind w:left="540" w:hanging="271"/>
+      </w:pPr>
+      <w:r>
+        <w:rPr>
+          <w:rFonts w:ascii="PingFang SC" w:hAnsi="PingFang SC" w:eastAsia="PingFang SC" w:cs="PingFang SC"/>
+          <w:b w:val="0"/>
+          <w:color w:val="172033"/>
+          <w:sz w:val="22"/>
+        </w:rPr>
+        <w:t>5.  重新启动 Obsidian，检查主题、插件和已有 Markdown 笔记。</w:t>
+      </w:r>
+    </w:p>
+    <w:p>
+      <w:r>
+        <w:br w:type="page"/>
       </w:r>
     </w:p>
     <w:p>
@@ -681,103 +1535,38 @@
         <w:pStyle w:val="Heading1"/>
       </w:pPr>
       <w:r>
-        <w:t>4. 升级与卸载</w:t>
-      </w:r>
-    </w:p>
-    <w:p>
-      <w:pPr>
-        <w:pStyle w:val="ListNumber"/>
-        <w:spacing w:after="80"/>
-        <w:ind w:left="540" w:hanging="271"/>
-      </w:pPr>
-      <w:r>
-        <w:rPr>
-          <w:rFonts w:ascii="Arial Unicode MS" w:hAnsi="Arial Unicode MS" w:eastAsia="Arial Unicode MS" w:cs="Arial Unicode MS"/>
-          <w:b w:val="0"/>
-          <w:color w:val="172033"/>
-          <w:sz w:val="22"/>
-        </w:rPr>
-        <w:t>备份 `.obsidian/appearance.json` 和当前主题目录。</w:t>
-      </w:r>
-    </w:p>
-    <w:p>
-      <w:pPr>
-        <w:pStyle w:val="ListNumber"/>
-        <w:spacing w:after="80"/>
-        <w:ind w:left="540" w:hanging="271"/>
-      </w:pPr>
-      <w:r>
-        <w:rPr>
-          <w:rFonts w:ascii="Arial Unicode MS" w:hAnsi="Arial Unicode MS" w:eastAsia="Arial Unicode MS" w:cs="Arial Unicode MS"/>
-          <w:b w:val="0"/>
-          <w:color w:val="172033"/>
-          <w:sz w:val="22"/>
-        </w:rPr>
-        <w:t>完全退出 Obsidian。</w:t>
-      </w:r>
-    </w:p>
-    <w:p>
-      <w:pPr>
-        <w:pStyle w:val="ListNumber"/>
-        <w:spacing w:after="80"/>
-        <w:ind w:left="540" w:hanging="271"/>
-      </w:pPr>
-      <w:r>
-        <w:rPr>
-          <w:rFonts w:ascii="Arial Unicode MS" w:hAnsi="Arial Unicode MS" w:eastAsia="Arial Unicode MS" w:cs="Arial Unicode MS"/>
-          <w:b w:val="0"/>
-          <w:color w:val="172033"/>
-          <w:sz w:val="22"/>
-        </w:rPr>
-        <w:t>升级时覆盖 `星海知枢` 主题文件夹；卸载时删除该文件夹。</w:t>
-      </w:r>
-    </w:p>
-    <w:p>
-      <w:pPr>
-        <w:pStyle w:val="ListNumber"/>
-        <w:spacing w:after="80"/>
-        <w:ind w:left="540" w:hanging="271"/>
-      </w:pPr>
-      <w:r>
-        <w:rPr>
-          <w:rFonts w:ascii="Arial Unicode MS" w:hAnsi="Arial Unicode MS" w:eastAsia="Arial Unicode MS" w:cs="Arial Unicode MS"/>
-          <w:b w:val="0"/>
-          <w:color w:val="172033"/>
-          <w:sz w:val="22"/>
-        </w:rPr>
-        <w:t>重新启动 Obsidian并检查外观设置。</w:t>
-      </w:r>
-    </w:p>
-    <w:p>
-      <w:pPr>
-        <w:pStyle w:val="Heading1"/>
-      </w:pPr>
-      <w:r>
-        <w:t>5. 常见问题</w:t>
+        <w:t>10. 常见问题</w:t>
       </w:r>
     </w:p>
     <w:tbl>
       <w:tblPr>
-        <w:tblW w:type="auto" w:w="0"/>
+        <w:tblW w:type="dxa" w:w="9360"/>
         <w:jc w:val="left"/>
         <w:tblLayout w:type="fixed"/>
         <w:tblLook w:firstColumn="1" w:firstRow="1" w:lastColumn="0" w:lastRow="0" w:noHBand="0" w:noVBand="1" w:val="04A0"/>
+        <w:tblInd w:w="120" w:type="dxa"/>
       </w:tblPr>
       <w:tblGrid>
-        <w:gridCol w:w="4680"/>
-        <w:gridCol w:w="4680"/>
+        <w:gridCol w:w="2700"/>
+        <w:gridCol w:w="6660"/>
       </w:tblGrid>
       <w:tr>
         <w:tc>
           <w:tcPr>
             <w:tcW w:type="dxa" w:w="2700"/>
+            <w:tcMar>
+              <w:top w:w="80" w:type="dxa"/>
+              <w:bottom w:w="80" w:type="dxa"/>
+              <w:start w:w="120" w:type="dxa"/>
+              <w:end w:w="120" w:type="dxa"/>
+            </w:tcMar>
             <w:shd w:fill="E8EEF5"/>
             <w:vAlign w:val="center"/>
           </w:tcPr>
           <w:p>
             <w:r>
               <w:rPr>
-                <w:rFonts w:ascii="Arial Unicode MS" w:hAnsi="Arial Unicode MS" w:eastAsia="Arial Unicode MS" w:cs="Arial Unicode MS"/>
+                <w:rFonts w:ascii="PingFang SC" w:hAnsi="PingFang SC" w:eastAsia="PingFang SC" w:cs="PingFang SC"/>
                 <w:b/>
                 <w:color w:val="38318B"/>
                 <w:sz w:val="20"/>
@@ -789,13 +1578,19 @@
         <w:tc>
           <w:tcPr>
             <w:tcW w:type="dxa" w:w="6660"/>
+            <w:tcMar>
+              <w:top w:w="80" w:type="dxa"/>
+              <w:bottom w:w="80" w:type="dxa"/>
+              <w:start w:w="120" w:type="dxa"/>
+              <w:end w:w="120" w:type="dxa"/>
+            </w:tcMar>
             <w:shd w:fill="E8EEF5"/>
             <w:vAlign w:val="center"/>
           </w:tcPr>
           <w:p>
             <w:r>
               <w:rPr>
-                <w:rFonts w:ascii="Arial Unicode MS" w:hAnsi="Arial Unicode MS" w:eastAsia="Arial Unicode MS" w:cs="Arial Unicode MS"/>
+                <w:rFonts w:ascii="PingFang SC" w:hAnsi="PingFang SC" w:eastAsia="PingFang SC" w:cs="PingFang SC"/>
                 <w:b/>
                 <w:color w:val="38318B"/>
                 <w:sz w:val="20"/>
@@ -809,12 +1604,18 @@
         <w:tc>
           <w:tcPr>
             <w:tcW w:type="dxa" w:w="2700"/>
+            <w:tcMar>
+              <w:top w:w="80" w:type="dxa"/>
+              <w:bottom w:w="80" w:type="dxa"/>
+              <w:start w:w="120" w:type="dxa"/>
+              <w:end w:w="120" w:type="dxa"/>
+            </w:tcMar>
             <w:vAlign w:val="center"/>
           </w:tcPr>
           <w:p>
             <w:r>
               <w:rPr>
-                <w:rFonts w:ascii="Arial Unicode MS" w:hAnsi="Arial Unicode MS" w:eastAsia="Arial Unicode MS" w:cs="Arial Unicode MS"/>
+                <w:rFonts w:ascii="PingFang SC" w:hAnsi="PingFang SC" w:eastAsia="PingFang SC" w:cs="PingFang SC"/>
                 <w:b/>
                 <w:color w:val="172033"/>
                 <w:sz w:val="20"/>
@@ -826,12 +1627,18 @@
         <w:tc>
           <w:tcPr>
             <w:tcW w:type="dxa" w:w="6660"/>
+            <w:tcMar>
+              <w:top w:w="80" w:type="dxa"/>
+              <w:bottom w:w="80" w:type="dxa"/>
+              <w:start w:w="120" w:type="dxa"/>
+              <w:end w:w="120" w:type="dxa"/>
+            </w:tcMar>
             <w:vAlign w:val="center"/>
           </w:tcPr>
           <w:p>
             <w:r>
               <w:rPr>
-                <w:rFonts w:ascii="Arial Unicode MS" w:hAnsi="Arial Unicode MS" w:eastAsia="Arial Unicode MS" w:cs="Arial Unicode MS"/>
+                <w:rFonts w:ascii="PingFang SC" w:hAnsi="PingFang SC" w:eastAsia="PingFang SC" w:cs="PingFang SC"/>
                 <w:b w:val="0"/>
                 <w:color w:val="172033"/>
                 <w:sz w:val="20"/>
@@ -845,12 +1652,162 @@
         <w:tc>
           <w:tcPr>
             <w:tcW w:type="dxa" w:w="2700"/>
+            <w:tcMar>
+              <w:top w:w="80" w:type="dxa"/>
+              <w:bottom w:w="80" w:type="dxa"/>
+              <w:start w:w="120" w:type="dxa"/>
+              <w:end w:w="120" w:type="dxa"/>
+            </w:tcMar>
             <w:vAlign w:val="center"/>
           </w:tcPr>
           <w:p>
             <w:r>
               <w:rPr>
-                <w:rFonts w:ascii="Arial Unicode MS" w:hAnsi="Arial Unicode MS" w:eastAsia="Arial Unicode MS" w:cs="Arial Unicode MS"/>
+                <w:rFonts w:ascii="PingFang SC" w:hAnsi="PingFang SC" w:eastAsia="PingFang SC" w:cs="PingFang SC"/>
+                <w:b/>
+                <w:color w:val="172033"/>
+                <w:sz w:val="20"/>
+              </w:rPr>
+              <w:t>插件列表中没有出现</w:t>
+            </w:r>
+          </w:p>
+        </w:tc>
+        <w:tc>
+          <w:tcPr>
+            <w:tcW w:type="dxa" w:w="6660"/>
+            <w:tcMar>
+              <w:top w:w="80" w:type="dxa"/>
+              <w:bottom w:w="80" w:type="dxa"/>
+              <w:start w:w="120" w:type="dxa"/>
+              <w:end w:w="120" w:type="dxa"/>
+            </w:tcMar>
+            <w:vAlign w:val="center"/>
+          </w:tcPr>
+          <w:p>
+            <w:r>
+              <w:rPr>
+                <w:rFonts w:ascii="PingFang SC" w:hAnsi="PingFang SC" w:eastAsia="PingFang SC" w:cs="PingFang SC"/>
+                <w:b w:val="0"/>
+                <w:color w:val="172033"/>
+                <w:sz w:val="20"/>
+              </w:rPr>
+              <w:t>确认 main.js、manifest.json、styles.css 位于 xinghai-workbench 根目录，并重新加载 Obsidian。</w:t>
+            </w:r>
+          </w:p>
+        </w:tc>
+      </w:tr>
+      <w:tr>
+        <w:tc>
+          <w:tcPr>
+            <w:tcW w:type="dxa" w:w="2700"/>
+            <w:tcMar>
+              <w:top w:w="80" w:type="dxa"/>
+              <w:bottom w:w="80" w:type="dxa"/>
+              <w:start w:w="120" w:type="dxa"/>
+              <w:end w:w="120" w:type="dxa"/>
+            </w:tcMar>
+            <w:vAlign w:val="center"/>
+          </w:tcPr>
+          <w:p>
+            <w:r>
+              <w:rPr>
+                <w:rFonts w:ascii="PingFang SC" w:hAnsi="PingFang SC" w:eastAsia="PingFang SC" w:cs="PingFang SC"/>
+                <w:b/>
+                <w:color w:val="172033"/>
+                <w:sz w:val="20"/>
+              </w:rPr>
+              <w:t>工作台没有内容</w:t>
+            </w:r>
+          </w:p>
+        </w:tc>
+        <w:tc>
+          <w:tcPr>
+            <w:tcW w:type="dxa" w:w="6660"/>
+            <w:tcMar>
+              <w:top w:w="80" w:type="dxa"/>
+              <w:bottom w:w="80" w:type="dxa"/>
+              <w:start w:w="120" w:type="dxa"/>
+              <w:end w:w="120" w:type="dxa"/>
+            </w:tcMar>
+            <w:vAlign w:val="center"/>
+          </w:tcPr>
+          <w:p>
+            <w:r>
+              <w:rPr>
+                <w:rFonts w:ascii="PingFang SC" w:hAnsi="PingFang SC" w:eastAsia="PingFang SC" w:cs="PingFang SC"/>
+                <w:b w:val="0"/>
+                <w:color w:val="172033"/>
+                <w:sz w:val="20"/>
+              </w:rPr>
+              <w:t>在插件设置中重新检查内容目录映射。</w:t>
+            </w:r>
+          </w:p>
+        </w:tc>
+      </w:tr>
+      <w:tr>
+        <w:tc>
+          <w:tcPr>
+            <w:tcW w:type="dxa" w:w="2700"/>
+            <w:tcMar>
+              <w:top w:w="80" w:type="dxa"/>
+              <w:bottom w:w="80" w:type="dxa"/>
+              <w:start w:w="120" w:type="dxa"/>
+              <w:end w:w="120" w:type="dxa"/>
+            </w:tcMar>
+            <w:vAlign w:val="center"/>
+          </w:tcPr>
+          <w:p>
+            <w:r>
+              <w:rPr>
+                <w:rFonts w:ascii="PingFang SC" w:hAnsi="PingFang SC" w:eastAsia="PingFang SC" w:cs="PingFang SC"/>
+                <w:b/>
+                <w:color w:val="172033"/>
+                <w:sz w:val="20"/>
+              </w:rPr>
+              <w:t>侧栏展开入口不出现</w:t>
+            </w:r>
+          </w:p>
+        </w:tc>
+        <w:tc>
+          <w:tcPr>
+            <w:tcW w:type="dxa" w:w="6660"/>
+            <w:tcMar>
+              <w:top w:w="80" w:type="dxa"/>
+              <w:bottom w:w="80" w:type="dxa"/>
+              <w:start w:w="120" w:type="dxa"/>
+              <w:end w:w="120" w:type="dxa"/>
+            </w:tcMar>
+            <w:vAlign w:val="center"/>
+          </w:tcPr>
+          <w:p>
+            <w:r>
+              <w:rPr>
+                <w:rFonts w:ascii="PingFang SC" w:hAnsi="PingFang SC" w:eastAsia="PingFang SC" w:cs="PingFang SC"/>
+                <w:b w:val="0"/>
+                <w:color w:val="172033"/>
+                <w:sz w:val="20"/>
+              </w:rPr>
+              <w:t>确认插件版本为 1.2.6，完全退出并重新打开 Obsidian。</w:t>
+            </w:r>
+          </w:p>
+        </w:tc>
+      </w:tr>
+      <w:tr>
+        <w:tc>
+          <w:tcPr>
+            <w:tcW w:type="dxa" w:w="2700"/>
+            <w:tcMar>
+              <w:top w:w="80" w:type="dxa"/>
+              <w:bottom w:w="80" w:type="dxa"/>
+              <w:start w:w="120" w:type="dxa"/>
+              <w:end w:w="120" w:type="dxa"/>
+            </w:tcMar>
+            <w:vAlign w:val="center"/>
+          </w:tcPr>
+          <w:p>
+            <w:r>
+              <w:rPr>
+                <w:rFonts w:ascii="PingFang SC" w:hAnsi="PingFang SC" w:eastAsia="PingFang SC" w:cs="PingFang SC"/>
                 <w:b/>
                 <w:color w:val="172033"/>
                 <w:sz w:val="20"/>
@@ -862,12 +1819,18 @@
         <w:tc>
           <w:tcPr>
             <w:tcW w:type="dxa" w:w="6660"/>
+            <w:tcMar>
+              <w:top w:w="80" w:type="dxa"/>
+              <w:bottom w:w="80" w:type="dxa"/>
+              <w:start w:w="120" w:type="dxa"/>
+              <w:end w:w="120" w:type="dxa"/>
+            </w:tcMar>
             <w:vAlign w:val="center"/>
           </w:tcPr>
           <w:p>
             <w:r>
               <w:rPr>
-                <w:rFonts w:ascii="Arial Unicode MS" w:hAnsi="Arial Unicode MS" w:eastAsia="Arial Unicode MS" w:cs="Arial Unicode MS"/>
+                <w:rFonts w:ascii="PingFang SC" w:hAnsi="PingFang SC" w:eastAsia="PingFang SC" w:cs="PingFang SC"/>
                 <w:b w:val="0"/>
                 <w:color w:val="172033"/>
                 <w:sz w:val="20"/>
@@ -881,12 +1844,18 @@
         <w:tc>
           <w:tcPr>
             <w:tcW w:type="dxa" w:w="2700"/>
+            <w:tcMar>
+              <w:top w:w="80" w:type="dxa"/>
+              <w:bottom w:w="80" w:type="dxa"/>
+              <w:start w:w="120" w:type="dxa"/>
+              <w:end w:w="120" w:type="dxa"/>
+            </w:tcMar>
             <w:vAlign w:val="center"/>
           </w:tcPr>
           <w:p>
             <w:r>
               <w:rPr>
-                <w:rFonts w:ascii="Arial Unicode MS" w:hAnsi="Arial Unicode MS" w:eastAsia="Arial Unicode MS" w:cs="Arial Unicode MS"/>
+                <w:rFonts w:ascii="PingFang SC" w:hAnsi="PingFang SC" w:eastAsia="PingFang SC" w:cs="PingFang SC"/>
                 <w:b/>
                 <w:color w:val="172033"/>
                 <w:sz w:val="20"/>
@@ -898,12 +1867,18 @@
         <w:tc>
           <w:tcPr>
             <w:tcW w:type="dxa" w:w="6660"/>
+            <w:tcMar>
+              <w:top w:w="80" w:type="dxa"/>
+              <w:bottom w:w="80" w:type="dxa"/>
+              <w:start w:w="120" w:type="dxa"/>
+              <w:end w:w="120" w:type="dxa"/>
+            </w:tcMar>
             <w:vAlign w:val="center"/>
           </w:tcPr>
           <w:p>
             <w:r>
               <w:rPr>
-                <w:rFonts w:ascii="Arial Unicode MS" w:hAnsi="Arial Unicode MS" w:eastAsia="Arial Unicode MS" w:cs="Arial Unicode MS"/>
+                <w:rFonts w:ascii="PingFang SC" w:hAnsi="PingFang SC" w:eastAsia="PingFang SC" w:cs="PingFang SC"/>
                 <w:b w:val="0"/>
                 <w:color w:val="172033"/>
                 <w:sz w:val="20"/>
@@ -917,12 +1892,18 @@
         <w:tc>
           <w:tcPr>
             <w:tcW w:type="dxa" w:w="2700"/>
+            <w:tcMar>
+              <w:top w:w="80" w:type="dxa"/>
+              <w:bottom w:w="80" w:type="dxa"/>
+              <w:start w:w="120" w:type="dxa"/>
+              <w:end w:w="120" w:type="dxa"/>
+            </w:tcMar>
             <w:vAlign w:val="center"/>
           </w:tcPr>
           <w:p>
             <w:r>
               <w:rPr>
-                <w:rFonts w:ascii="Arial Unicode MS" w:hAnsi="Arial Unicode MS" w:eastAsia="Arial Unicode MS" w:cs="Arial Unicode MS"/>
+                <w:rFonts w:ascii="PingFang SC" w:hAnsi="PingFang SC" w:eastAsia="PingFang SC" w:cs="PingFang SC"/>
                 <w:b/>
                 <w:color w:val="172033"/>
                 <w:sz w:val="20"/>
@@ -934,12 +1915,18 @@
         <w:tc>
           <w:tcPr>
             <w:tcW w:type="dxa" w:w="6660"/>
+            <w:tcMar>
+              <w:top w:w="80" w:type="dxa"/>
+              <w:bottom w:w="80" w:type="dxa"/>
+              <w:start w:w="120" w:type="dxa"/>
+              <w:end w:w="120" w:type="dxa"/>
+            </w:tcMar>
             <w:vAlign w:val="center"/>
           </w:tcPr>
           <w:p>
             <w:r>
               <w:rPr>
-                <w:rFonts w:ascii="Arial Unicode MS" w:hAnsi="Arial Unicode MS" w:eastAsia="Arial Unicode MS" w:cs="Arial Unicode MS"/>
+                <w:rFonts w:ascii="PingFang SC" w:hAnsi="PingFang SC" w:eastAsia="PingFang SC" w:cs="PingFang SC"/>
                 <w:b w:val="0"/>
                 <w:color w:val="172033"/>
                 <w:sz w:val="20"/>
@@ -953,12 +1940,18 @@
         <w:tc>
           <w:tcPr>
             <w:tcW w:type="dxa" w:w="2700"/>
+            <w:tcMar>
+              <w:top w:w="80" w:type="dxa"/>
+              <w:bottom w:w="80" w:type="dxa"/>
+              <w:start w:w="120" w:type="dxa"/>
+              <w:end w:w="120" w:type="dxa"/>
+            </w:tcMar>
             <w:vAlign w:val="center"/>
           </w:tcPr>
           <w:p>
             <w:r>
               <w:rPr>
-                <w:rFonts w:ascii="Arial Unicode MS" w:hAnsi="Arial Unicode MS" w:eastAsia="Arial Unicode MS" w:cs="Arial Unicode MS"/>
+                <w:rFonts w:ascii="PingFang SC" w:hAnsi="PingFang SC" w:eastAsia="PingFang SC" w:cs="PingFang SC"/>
                 <w:b/>
                 <w:color w:val="172033"/>
                 <w:sz w:val="20"/>
@@ -970,17 +1963,23 @@
         <w:tc>
           <w:tcPr>
             <w:tcW w:type="dxa" w:w="6660"/>
+            <w:tcMar>
+              <w:top w:w="80" w:type="dxa"/>
+              <w:bottom w:w="80" w:type="dxa"/>
+              <w:start w:w="120" w:type="dxa"/>
+              <w:end w:w="120" w:type="dxa"/>
+            </w:tcMar>
             <w:vAlign w:val="center"/>
           </w:tcPr>
           <w:p>
             <w:r>
               <w:rPr>
-                <w:rFonts w:ascii="Arial Unicode MS" w:hAnsi="Arial Unicode MS" w:eastAsia="Arial Unicode MS" w:cs="Arial Unicode MS"/>
+                <w:rFonts w:ascii="PingFang SC" w:hAnsi="PingFang SC" w:eastAsia="PingFang SC" w:cs="PingFang SC"/>
                 <w:b w:val="0"/>
                 <w:color w:val="172033"/>
                 <w:sz w:val="20"/>
               </w:rPr>
-              <w:t>在外观设置中切换为 Obsidian 默认主题。</w:t>
+              <w:t>停用工作台插件，并在外观设置中切换为 Obsidian 默认主题。</w:t>
             </w:r>
           </w:p>
         </w:tc>
@@ -989,10 +1988,11 @@
     <w:p/>
     <w:tbl>
       <w:tblPr>
-        <w:tblW w:type="auto" w:w="0"/>
+        <w:tblW w:type="dxa" w:w="9360"/>
         <w:jc w:val="left"/>
         <w:tblLayout w:type="fixed"/>
         <w:tblLook w:firstColumn="1" w:firstRow="1" w:lastColumn="0" w:lastRow="0" w:noHBand="0" w:noVBand="1" w:val="04A0"/>
+        <w:tblInd w:w="120" w:type="dxa"/>
       </w:tblPr>
       <w:tblGrid>
         <w:gridCol w:w="9360"/>
@@ -1001,12 +2001,18 @@
         <w:tc>
           <w:tcPr>
             <w:tcW w:type="dxa" w:w="9360"/>
+            <w:tcMar>
+              <w:top w:w="80" w:type="dxa"/>
+              <w:bottom w:w="80" w:type="dxa"/>
+              <w:start w:w="120" w:type="dxa"/>
+              <w:end w:w="120" w:type="dxa"/>
+            </w:tcMar>
             <w:shd w:fill="EEF2FF"/>
           </w:tcPr>
           <w:p>
             <w:r>
               <w:rPr>
-                <w:rFonts w:ascii="Arial Unicode MS" w:hAnsi="Arial Unicode MS" w:eastAsia="Arial Unicode MS" w:cs="Arial Unicode MS"/>
+                <w:rFonts w:ascii="PingFang SC" w:hAnsi="PingFang SC" w:eastAsia="PingFang SC" w:cs="PingFang SC"/>
                 <w:b/>
                 <w:color w:val="38318B"/>
                 <w:sz w:val="20"/>
@@ -1015,12 +2021,12 @@
             </w:r>
             <w:r>
               <w:rPr>
-                <w:rFonts w:ascii="Arial Unicode MS" w:hAnsi="Arial Unicode MS" w:eastAsia="Arial Unicode MS" w:cs="Arial Unicode MS"/>
+                <w:rFonts w:ascii="PingFang SC" w:hAnsi="PingFang SC" w:eastAsia="PingFang SC" w:cs="PingFang SC"/>
                 <w:b w:val="0"/>
                 <w:color w:val="172033"/>
                 <w:sz w:val="20"/>
               </w:rPr>
-              <w:t>停用或删除主题只改变外观，不会删除笔记、附件、标签或 Properties。</w:t>
+              <w:t>停用或删除插件不会自动删除已创建的笔记、附件、标签或 Properties；清理内容必须由用户确认具体文件。</w:t>
             </w:r>
           </w:p>
         </w:tc>
@@ -1048,12 +2054,12 @@
     </w:pPr>
     <w:r>
       <w:rPr>
-        <w:rFonts w:ascii="Arial Unicode MS" w:hAnsi="Arial Unicode MS" w:eastAsia="Arial Unicode MS" w:cs="Arial Unicode MS"/>
+        <w:rFonts w:ascii="PingFang SC" w:hAnsi="PingFang SC" w:eastAsia="PingFang SC" w:cs="PingFang SC"/>
         <w:b w:val="0"/>
         <w:color w:val="68748A"/>
         <w:sz w:val="17"/>
       </w:rPr>
-      <w:t>主题 3.2.0  ·  Obsidian 主题</w:t>
+      <w:t>主题 3.2.0  ·  工作台 1.2.6</w:t>
     </w:r>
   </w:p>
 </w:ftr>
@@ -1067,12 +2073,12 @@
     </w:pPr>
     <w:r>
       <w:rPr>
-        <w:rFonts w:ascii="Arial Unicode MS" w:hAnsi="Arial Unicode MS" w:eastAsia="Arial Unicode MS" w:cs="Arial Unicode MS"/>
+        <w:rFonts w:ascii="PingFang SC" w:hAnsi="PingFang SC" w:eastAsia="PingFang SC" w:cs="PingFang SC"/>
         <w:b/>
         <w:color w:val="68748A"/>
         <w:sz w:val="17"/>
       </w:rPr>
-      <w:t>星海知枢  |  主题操作手册</w:t>
+      <w:t>星海知枢  |  主题与工作台操作手册</w:t>
     </w:r>
   </w:p>
 </w:hdr>
@@ -1445,7 +2451,7 @@
       <w:spacing w:after="120" w:line="300" w:lineRule="auto"/>
     </w:pPr>
     <w:rPr>
-      <w:rFonts w:ascii="Arial Unicode MS" w:hAnsi="Arial Unicode MS" w:eastAsia="Arial Unicode MS"/>
+      <w:rFonts w:ascii="PingFang SC" w:hAnsi="PingFang SC" w:eastAsia="PingFang SC"/>
       <w:sz w:val="22"/>
     </w:rPr>
   </w:style>
@@ -1508,7 +2514,7 @@
       <w:outlineLvl w:val="0"/>
     </w:pPr>
     <w:rPr>
-      <w:rFonts w:asciiTheme="majorHAnsi" w:eastAsiaTheme="majorEastAsia" w:hAnsiTheme="majorHAnsi" w:cstheme="majorBidi" w:ascii="Arial Unicode MS" w:hAnsi="Arial Unicode MS" w:eastAsia="Arial Unicode MS"/>
+      <w:rFonts w:asciiTheme="majorHAnsi" w:eastAsiaTheme="majorEastAsia" w:hAnsiTheme="majorHAnsi" w:cstheme="majorBidi" w:ascii="PingFang SC" w:hAnsi="PingFang SC" w:eastAsia="PingFang SC"/>
       <w:b/>
       <w:bCs/>
       <w:color w:val="38318B"/>
@@ -1532,7 +2538,7 @@
       <w:outlineLvl w:val="1"/>
     </w:pPr>
     <w:rPr>
-      <w:rFonts w:asciiTheme="majorHAnsi" w:eastAsiaTheme="majorEastAsia" w:hAnsiTheme="majorHAnsi" w:cstheme="majorBidi" w:ascii="Arial Unicode MS" w:hAnsi="Arial Unicode MS" w:eastAsia="Arial Unicode MS"/>
+      <w:rFonts w:asciiTheme="majorHAnsi" w:eastAsiaTheme="majorEastAsia" w:hAnsiTheme="majorHAnsi" w:cstheme="majorBidi" w:ascii="PingFang SC" w:hAnsi="PingFang SC" w:eastAsia="PingFang SC"/>
       <w:b/>
       <w:bCs/>
       <w:color w:val="38318B"/>
@@ -1556,7 +2562,7 @@
       <w:outlineLvl w:val="2"/>
     </w:pPr>
     <w:rPr>
-      <w:rFonts w:asciiTheme="majorHAnsi" w:eastAsiaTheme="majorEastAsia" w:hAnsiTheme="majorHAnsi" w:cstheme="majorBidi" w:ascii="Arial Unicode MS" w:hAnsi="Arial Unicode MS" w:eastAsia="Arial Unicode MS"/>
+      <w:rFonts w:asciiTheme="majorHAnsi" w:eastAsiaTheme="majorEastAsia" w:hAnsiTheme="majorHAnsi" w:cstheme="majorBidi" w:ascii="PingFang SC" w:hAnsi="PingFang SC" w:eastAsia="PingFang SC"/>
       <w:b/>
       <w:bCs/>
       <w:color w:val="38318B"/>
